--- a/manuscript/submission/Cover_Letter_StructChem.docx
+++ b/manuscript/submission/Cover_Letter_StructChem.docx
@@ -45,7 +45,7 @@
       </w:pPr>
       <w:r>
         <w:rPr/>
-        <w:t>27 September 2026</w:t>
+        <w:t>29 September 2026</w:t>
       </w:r>
     </w:p>
     <w:p>
@@ -153,7 +153,7 @@
       </w:pPr>
       <w:r>
         <w:rPr/>
-        <w:t>Related work. Supporting files of an earlier version of this study were deposited on Zenodo (https://doi.org/10.5281/zenodo.22700597); that version was superseded when the study was rebuilt from its raw inputs, and the results reported here replace it. A methods paper by the author, in preparation, uses this study as one of four case studies of errors found and corrected during such rebuilds, and cites some of its summary numbers; the study is reported in full only in this manuscript.</w:t>
+        <w:t>Related work. Supporting files of an earlier version of this study were deposited on Zenodo (https://doi.org/10.5281/zenodo.22700597); that version was superseded when the study was rebuilt from its raw inputs, and the results reported here replace it. A methods paper by the author, submitted to the Journal of Computational Biophysics and Chemistry, uses this study as one of four case studies of errors found and corrected during such rebuilds, and cites some of its summary numbers; the study is reported in full only in this manuscript.</w:t>
       </w:r>
     </w:p>
     <w:p>
